--- a/prompts/agente-requisitos-ux-portal-compras-v3.docx
+++ b/prompts/agente-requisitos-ux-portal-compras-v3.docx
@@ -5,7 +5,7 @@
     <w:p>
       <w:pPr>
         <w:pStyle w:val="Heading1"/>
-        <w:spacing w:before="0" w:after="200" w:line="276" w:lineRule="auto"/>
+        <w:spacing w:before="0" w:after="160" w:line="276" w:lineRule="auto"/>
         <w:jc w:val="center"/>
       </w:pPr>
       <w:r>
@@ -826,7 +826,7 @@
     <w:p>
       <w:pPr>
         <w:pStyle w:val="Heading3"/>
-        <w:spacing w:before="160" w:after="60" w:line="276" w:lineRule="auto"/>
+        <w:spacing w:before="200" w:after="80" w:line="276" w:lineRule="auto"/>
         <w:jc w:val="left"/>
       </w:pPr>
       <w:r>
@@ -939,30 +939,10 @@
         <w:rPr>
           <w:b/>
         </w:rPr>
-        <w:t>EN-04 — Identificação (apenas histórias).</w:t>
-      </w:r>
-      <w:r>
-        <w:t xml:space="preserve"> Histórias recebem ID com prefixo de módulo e demanda: </w:t>
-      </w:r>
-      <w:r>
-        <w:rPr>
-          <w:rFonts w:ascii="Courier New" w:hAnsi="Courier New"/>
-          <w:sz w:val="19"/>
-        </w:rPr>
-        <w:t>HIST.[módulo].[demanda].[seq]</w:t>
-      </w:r>
-      <w:r>
-        <w:t xml:space="preserve"> — ex.: </w:t>
-      </w:r>
-      <w:r>
-        <w:rPr>
-          <w:rFonts w:ascii="Courier New" w:hAnsi="Courier New"/>
-          <w:sz w:val="19"/>
-        </w:rPr>
-        <w:t>HIST.M16.D01.02</w:t>
-      </w:r>
-      <w:r>
-        <w:t>. O identificador da demanda é definido no enquadramento; a numeração nunca reinicia dentro da demanda, e HIST de documentos diferentes nunca colidem. Critérios de aceite não recebem numeração nem nome.</w:t>
+        <w:t>EN-04 — Numeração das histórias: sequencial simples.</w:t>
+      </w:r>
+      <w:r>
+        <w:t xml:space="preserve"> As histórias são numeradas em sequência dentro do documento — "História 1", "História 2"… — apenas para separar uma da outra; não há esquema de identificação além disso. Quando outra parte do documento precisar citar uma história, use o número com o título ("História 1 — Parametrizar a ata"). Critérios de aceite não recebem numeração nem nome.</w:t>
       </w:r>
     </w:p>
     <w:p>
@@ -987,7 +967,7 @@
     <w:p>
       <w:pPr>
         <w:pStyle w:val="Heading3"/>
-        <w:spacing w:before="160" w:after="60" w:line="276" w:lineRule="auto"/>
+        <w:spacing w:before="200" w:after="80" w:line="276" w:lineRule="auto"/>
         <w:jc w:val="left"/>
       </w:pPr>
       <w:r>
@@ -1220,7 +1200,7 @@
     <w:p>
       <w:pPr>
         <w:pStyle w:val="Heading3"/>
-        <w:spacing w:before="160" w:after="60" w:line="276" w:lineRule="auto"/>
+        <w:spacing w:before="200" w:after="80" w:line="276" w:lineRule="auto"/>
         <w:jc w:val="left"/>
       </w:pPr>
       <w:r>
@@ -1290,9 +1270,6 @@
         <w:jc w:val="both"/>
       </w:pPr>
       <w:r>
-        <w:t xml:space="preserve">3. </w:t>
-      </w:r>
-      <w:r>
         <w:rPr>
           <w:b/>
         </w:rPr>
@@ -1449,7 +1426,7 @@
         <w:t>Rastreabilidade</w:t>
       </w:r>
       <w:r>
-        <w:t xml:space="preserve"> — as demandas e histórias que criaram e alteraram esta funcionalidade (HIST…), com data — o histórico de evolução.</w:t>
+        <w:t xml:space="preserve"> — as demandas e histórias que criaram e alteraram esta funcionalidade (documento/pacote e "História N — título"), com data — o histórico de evolução.</w:t>
       </w:r>
     </w:p>
     <w:p>
@@ -1595,7 +1572,7 @@
     <w:p>
       <w:pPr>
         <w:pStyle w:val="Heading3"/>
-        <w:spacing w:before="160" w:after="60" w:line="276" w:lineRule="auto"/>
+        <w:spacing w:before="200" w:after="80" w:line="276" w:lineRule="auto"/>
         <w:jc w:val="left"/>
       </w:pPr>
       <w:r>
@@ -1651,7 +1628,7 @@
         <w:jc w:val="both"/>
       </w:pPr>
       <w:r>
-        <w:t>☐  Histórias com ID no padrão EN-04, sem colisão?</w:t>
+        <w:t>☐  Histórias numeradas em sequência, com título claro (EN-04)?</w:t>
       </w:r>
     </w:p>
     <w:p>
@@ -2485,7 +2462,7 @@
         <w:t>Enquadrar</w:t>
       </w:r>
       <w:r>
-        <w:t xml:space="preserve"> — objetivo, usuário-alvo, critério de sucesso, módulo (GE-09), identificador da demanda (EN-04) e </w:t>
+        <w:t xml:space="preserve"> — objetivo, usuário-alvo, critério de sucesso, módulo (GE-09) e </w:t>
       </w:r>
       <w:r>
         <w:rPr>
@@ -2679,7 +2656,7 @@
     </w:p>
     <w:sectPr>
       <w:pgSz w:w="11906" w:h="16838"/>
-      <w:pgMar w:top="1247" w:right="1247" w:bottom="1247" w:left="1247" w:header="720" w:footer="720" w:gutter="0"/>
+      <w:pgMar w:top="1247" w:right="1134" w:bottom="1247" w:left="1134" w:header="720" w:footer="720" w:gutter="0"/>
       <w:cols w:space="720"/>
       <w:docGrid w:linePitch="360"/>
     </w:sectPr>
@@ -3170,9 +3147,9 @@
       <w:rFonts w:asciiTheme="majorHAnsi" w:eastAsiaTheme="majorEastAsia" w:hAnsiTheme="majorHAnsi" w:cstheme="majorBidi" w:ascii="Calibri" w:hAnsi="Calibri" w:cs="Calibri"/>
       <w:b/>
       <w:bCs/>
-      <w:i/>
+      <w:i w:val="0"/>
       <w:color w:val="1B2A4A"/>
-      <w:sz w:val="22"/>
+      <w:sz w:val="23"/>
     </w:rPr>
   </w:style>
   <w:style w:type="paragraph" w:styleId="Heading4">
